--- a/engine/phar_study/EIPICO_Valuation_Study_10-09-2026.docx
+++ b/engine/phar_study/EIPICO_Valuation_Study_10-09-2026.docx
@@ -87,7 +87,7 @@
           <w:color w:val="6E7B77"/>
           <w:sz w:val="20"/>
         </w:rPr>
-        <w:t>Prepared 9 September 2026 · share price EGP 127.30 at the close of 3 September 2026 · 168.756 million shares in issue</w:t>
+        <w:t>Prepared 10 September 2026 · share price EGP 127.30 at the close of 3 September 2026 · 168.756 million shares in issue</w:t>
       </w:r>
     </w:p>
     <w:p>

--- a/engine/phar_study/EIPICO_Valuation_Study_10-09-2026.docx
+++ b/engine/phar_study/EIPICO_Valuation_Study_10-09-2026.docx
@@ -7815,6 +7815,20 @@
           <w:sz w:val="21"/>
         </w:rPr>
         <w:t>The same arithmetic read the other way is worth stating, because it is the plainest summary of what is at issue. At EGP 127.30 the market is paying EGP 42.05 a share — EGP 7,097 million, 33% of the entire share price — for a plant this study values at nothing, against a stated build cost of USD 100 million, about EGP 7,011 million. The market is not merely paying for the plant to work; it is paying roughly 1.0 times what the plant cost to build. That is the proposition, stated as a multiple of an observable outlay rather than as a valuation.</w:t>
+      </w:r>
+    </w:p>
+    <w:p>
+      <w:pPr>
+        <w:spacing w:after="120" w:before="0"/>
+      </w:pPr>
+      <w:r>
+        <w:rPr>
+          <w:b/>
+          <w:i w:val="0"/>
+          <w:color w:val="1C3A36"/>
+          <w:sz w:val="21"/>
+        </w:rPr>
+        <w:t>And the lead molecule is not first into its own market, which makes the hurdle harder than the contribution margin above makes it look. The Egyptian Drug Authority approved a competing adalimumab biosimilar — Alvotech's AVT02, marketed in Egypt as Adalimumab-EVA and commercialised by Bioventure — on 29 August 2023. That is twenty-seven months before this company launched its own adalimumab in December 2025, and adalimumab is the one molecule of the fourteen in the published pipeline that has actually reached the market. So the revenue above has to be won against an approved rival rather than into an empty field, and the 45% contribution margin the solve assumes should be read as a ceiling. This changes nothing in the answer, because the crux is stated rather than forecast. It raises the bar a reader has to clear before agreeing with the market.</w:t>
       </w:r>
     </w:p>
     <w:tbl>
